--- a/Livrables/Rapport de définition de projet/Doc1.docx
+++ b/Livrables/Rapport de définition de projet/Doc1.docx
@@ -1,6 +1,6 @@
 
 <file path=word/document.xml><?xml version="1.0" encoding="utf-8"?>
-<w:document xmlns:wpc="http://schemas.microsoft.com/office/word/2010/wordprocessingCanvas" xmlns:cx="http://schemas.microsoft.com/office/drawing/2014/chartex" xmlns:cx1="http://schemas.microsoft.com/office/drawing/2015/9/8/chartex" xmlns:cx2="http://schemas.microsoft.com/office/drawing/2015/10/21/chartex" xmlns:cx3="http://schemas.microsoft.com/office/drawing/2016/5/9/chartex" xmlns:cx4="http://schemas.microsoft.com/office/drawing/2016/5/10/chartex" xmlns:cx5="http://schemas.microsoft.com/office/drawing/2016/5/11/chartex" xmlns:cx6="http://schemas.microsoft.com/office/drawing/2016/5/12/chartex" xmlns:cx7="http://schemas.microsoft.com/office/drawing/2016/5/13/chartex" xmlns:cx8="http://schemas.microsoft.com/office/drawing/2016/5/14/chartex" xmlns:mc="http://schemas.openxmlformats.org/markup-compatibility/2006" xmlns:aink="http://schemas.microsoft.com/office/drawing/2016/ink" xmlns:am3d="http://schemas.microsoft.com/office/drawing/2017/model3d" xmlns:o="urn:schemas-microsoft-com:office:office" xmlns:oel="http://schemas.microsoft.com/office/2019/extlst" xmlns:r="http://schemas.openxmlformats.org/officeDocument/2006/relationships" xmlns:m="http://schemas.openxmlformats.org/officeDocument/2006/math" xmlns:v="urn:schemas-microsoft-com:vml" xmlns:wp14="http://schemas.microsoft.com/office/word/2010/wordprocessingDrawing" xmlns:wp="http://schemas.openxmlformats.org/drawingml/2006/wordprocessingDrawing" xmlns:w10="urn:schemas-microsoft-com:office:word" xmlns:w="http://schemas.openxmlformats.org/wordprocessingml/2006/main" xmlns:w14="http://schemas.microsoft.com/office/word/2010/wordml" xmlns:w15="http://schemas.microsoft.com/office/word/2012/wordml" xmlns:w16cex="http://schemas.microsoft.com/office/word/2018/wordml/cex" xmlns:w16cid="http://schemas.microsoft.com/office/word/2016/wordml/cid" xmlns:w16="http://schemas.microsoft.com/office/word/2018/wordml" xmlns:w16du="http://schemas.microsoft.com/office/word/2023/wordml/word16du" xmlns:w16sdtdh="http://schemas.microsoft.com/office/word/2020/wordml/sdtdatahash" xmlns:w16se="http://schemas.microsoft.com/office/word/2015/wordml/symex" xmlns:wpg="http://schemas.microsoft.com/office/word/2010/wordprocessingGroup" xmlns:wpi="http://schemas.microsoft.com/office/word/2010/wordprocessingInk" xmlns:wne="http://schemas.microsoft.com/office/word/2006/wordml" xmlns:wps="http://schemas.microsoft.com/office/word/2010/wordprocessingShape" mc:Ignorable="w14 w15 w16se w16cid w16 w16cex w16sdtdh w16du wp14">
+<w:document xmlns:wpc="http://schemas.microsoft.com/office/word/2010/wordprocessingCanvas" xmlns:cx="http://schemas.microsoft.com/office/drawing/2014/chartex" xmlns:cx1="http://schemas.microsoft.com/office/drawing/2015/9/8/chartex" xmlns:cx2="http://schemas.microsoft.com/office/drawing/2015/10/21/chartex" xmlns:cx3="http://schemas.microsoft.com/office/drawing/2016/5/9/chartex" xmlns:cx4="http://schemas.microsoft.com/office/drawing/2016/5/10/chartex" xmlns:cx5="http://schemas.microsoft.com/office/drawing/2016/5/11/chartex" xmlns:cx6="http://schemas.microsoft.com/office/drawing/2016/5/12/chartex" xmlns:cx7="http://schemas.microsoft.com/office/drawing/2016/5/13/chartex" xmlns:cx8="http://schemas.microsoft.com/office/drawing/2016/5/14/chartex" xmlns:mc="http://schemas.openxmlformats.org/markup-compatibility/2006" xmlns:aink="http://schemas.microsoft.com/office/drawing/2016/ink" xmlns:am3d="http://schemas.microsoft.com/office/drawing/2017/model3d" xmlns:o="urn:schemas-microsoft-com:office:office" xmlns:oel="http://schemas.microsoft.com/office/2019/extlst" xmlns:r="http://schemas.openxmlformats.org/officeDocument/2006/relationships" xmlns:m="http://schemas.openxmlformats.org/officeDocument/2006/math" xmlns:v="urn:schemas-microsoft-com:vml" xmlns:wp14="http://schemas.microsoft.com/office/word/2010/wordprocessingDrawing" xmlns:wp="http://schemas.openxmlformats.org/drawingml/2006/wordprocessingDrawing" xmlns:w10="urn:schemas-microsoft-com:office:word" xmlns:w="http://schemas.openxmlformats.org/wordprocessingml/2006/main" xmlns:w14="http://schemas.microsoft.com/office/word/2010/wordml" xmlns:w15="http://schemas.microsoft.com/office/word/2012/wordml" xmlns:w16cex="http://schemas.microsoft.com/office/word/2018/wordml/cex" xmlns:w16cid="http://schemas.microsoft.com/office/word/2016/wordml/cid" xmlns:w16="http://schemas.microsoft.com/office/word/2018/wordml" xmlns:w16du="http://schemas.microsoft.com/office/word/2023/wordml/word16du" xmlns:w16sdtdh="http://schemas.microsoft.com/office/word/2020/wordml/sdtdatahash" xmlns:w16sdtfl="http://schemas.microsoft.com/office/word/2024/wordml/sdtformatlock" xmlns:w16se="http://schemas.microsoft.com/office/word/2015/wordml/symex" xmlns:wpg="http://schemas.microsoft.com/office/word/2010/wordprocessingGroup" xmlns:wpi="http://schemas.microsoft.com/office/word/2010/wordprocessingInk" xmlns:wne="http://schemas.microsoft.com/office/word/2006/wordml" xmlns:wps="http://schemas.microsoft.com/office/word/2010/wordprocessingShape" mc:Ignorable="w14 w15 w16se w16cid w16 w16cex w16sdtdh w16sdtfl w16du wp14">
   <w:body>
     <w:p>
       <w:pPr>
@@ -244,7 +244,7 @@
     </w:p>
     <w:p>
       <w:pPr>
-        <w:pStyle w:val="Heading1"/>
+        <w:pStyle w:val="Titre1"/>
       </w:pPr>
       <w:r>
         <w:t>Objectifs </w:t>
@@ -261,7 +261,7 @@
     </w:p>
     <w:p>
       <w:pPr>
-        <w:pStyle w:val="ListParagraph"/>
+        <w:pStyle w:val="Paragraphedeliste"/>
         <w:numPr>
           <w:ilvl w:val="1"/>
           <w:numId w:val="2"/>
@@ -274,7 +274,7 @@
     </w:p>
     <w:p>
       <w:pPr>
-        <w:pStyle w:val="ListParagraph"/>
+        <w:pStyle w:val="Paragraphedeliste"/>
         <w:numPr>
           <w:ilvl w:val="1"/>
           <w:numId w:val="2"/>
@@ -290,7 +290,7 @@
     </w:p>
     <w:p>
       <w:pPr>
-        <w:pStyle w:val="ListParagraph"/>
+        <w:pStyle w:val="Paragraphedeliste"/>
         <w:numPr>
           <w:ilvl w:val="1"/>
           <w:numId w:val="2"/>
@@ -415,6 +415,7 @@
         <w:jc w:val="both"/>
       </w:pPr>
       <w:r>
+        <w:lastRenderedPageBreak/>
         <w:t xml:space="preserve">Le livrable </w:t>
       </w:r>
       <w:r>
@@ -497,12 +498,12 @@
       </w:r>
       <w:proofErr w:type="spellEnd"/>
       <w:r>
-        <w:t xml:space="preserve"> intelligent.</w:t>
+        <w:t xml:space="preserve"> intelligent</w:t>
       </w:r>
     </w:p>
     <w:p>
       <w:pPr>
-        <w:pStyle w:val="Heading1"/>
+        <w:pStyle w:val="Titre1"/>
       </w:pPr>
       <w:r>
         <w:t>Analyse sommaire de faisabilité</w:t>
@@ -639,40 +640,40 @@
     </w:p>
     <w:p>
       <w:pPr>
-        <w:pStyle w:val="Title"/>
+        <w:pStyle w:val="Titre"/>
         <w:jc w:val="both"/>
         <w:rPr>
-          <w:rStyle w:val="Heading1Char"/>
+          <w:rStyle w:val="Titre1Car"/>
         </w:rPr>
       </w:pPr>
       <w:r>
         <w:rPr>
-          <w:rStyle w:val="Heading1Char"/>
+          <w:rStyle w:val="Titre1Car"/>
         </w:rPr>
         <w:t>Planification</w:t>
       </w:r>
       <w:r>
         <w:rPr>
-          <w:rStyle w:val="Heading1Char"/>
+          <w:rStyle w:val="Titre1Car"/>
         </w:rPr>
         <w:t xml:space="preserve"> sommaire</w:t>
       </w:r>
       <w:r>
         <w:rPr>
-          <w:rStyle w:val="Heading1Char"/>
+          <w:rStyle w:val="Titre1Car"/>
         </w:rPr>
         <w:t> :</w:t>
       </w:r>
       <w:r>
         <w:rPr>
-          <w:rStyle w:val="Heading1Char"/>
+          <w:rStyle w:val="Titre1Car"/>
         </w:rPr>
         <w:t xml:space="preserve"> </w:t>
       </w:r>
     </w:p>
     <w:p>
       <w:pPr>
-        <w:pStyle w:val="ListParagraph"/>
+        <w:pStyle w:val="Paragraphedeliste"/>
         <w:numPr>
           <w:ilvl w:val="0"/>
           <w:numId w:val="3"/>
@@ -694,7 +695,7 @@
     </w:p>
     <w:p>
       <w:pPr>
-        <w:pStyle w:val="ListParagraph"/>
+        <w:pStyle w:val="Paragraphedeliste"/>
         <w:numPr>
           <w:ilvl w:val="0"/>
           <w:numId w:val="3"/>
@@ -731,7 +732,7 @@
     </w:p>
     <w:p>
       <w:pPr>
-        <w:pStyle w:val="ListParagraph"/>
+        <w:pStyle w:val="Paragraphedeliste"/>
         <w:numPr>
           <w:ilvl w:val="0"/>
           <w:numId w:val="3"/>
@@ -753,7 +754,7 @@
     </w:p>
     <w:p>
       <w:pPr>
-        <w:pStyle w:val="ListParagraph"/>
+        <w:pStyle w:val="Paragraphedeliste"/>
         <w:numPr>
           <w:ilvl w:val="0"/>
           <w:numId w:val="3"/>
@@ -769,7 +770,7 @@
     </w:p>
     <w:p>
       <w:pPr>
-        <w:pStyle w:val="ListParagraph"/>
+        <w:pStyle w:val="Paragraphedeliste"/>
         <w:numPr>
           <w:ilvl w:val="0"/>
           <w:numId w:val="3"/>
@@ -785,7 +786,7 @@
     </w:p>
     <w:p>
       <w:pPr>
-        <w:pStyle w:val="ListParagraph"/>
+        <w:pStyle w:val="Paragraphedeliste"/>
         <w:numPr>
           <w:ilvl w:val="0"/>
           <w:numId w:val="3"/>
@@ -914,7 +915,7 @@
       <w:hyperlink r:id="rId10" w:history="1">
         <w:r>
           <w:rPr>
-            <w:rStyle w:val="Hyperlink"/>
+            <w:rStyle w:val="Hyperlien"/>
           </w:rPr>
           <w:t>https://devusa.djicdn.com/images/gimbal_up-en-884fc9522f.png</w:t>
         </w:r>
@@ -934,7 +935,7 @@
 </file>
 
 <file path=word/numbering.xml><?xml version="1.0" encoding="utf-8"?>
-<w:numbering xmlns:wpc="http://schemas.microsoft.com/office/word/2010/wordprocessingCanvas" xmlns:cx="http://schemas.microsoft.com/office/drawing/2014/chartex" xmlns:cx1="http://schemas.microsoft.com/office/drawing/2015/9/8/chartex" xmlns:cx2="http://schemas.microsoft.com/office/drawing/2015/10/21/chartex" xmlns:cx3="http://schemas.microsoft.com/office/drawing/2016/5/9/chartex" xmlns:cx4="http://schemas.microsoft.com/office/drawing/2016/5/10/chartex" xmlns:cx5="http://schemas.microsoft.com/office/drawing/2016/5/11/chartex" xmlns:cx6="http://schemas.microsoft.com/office/drawing/2016/5/12/chartex" xmlns:cx7="http://schemas.microsoft.com/office/drawing/2016/5/13/chartex" xmlns:cx8="http://schemas.microsoft.com/office/drawing/2016/5/14/chartex" xmlns:mc="http://schemas.openxmlformats.org/markup-compatibility/2006" xmlns:aink="http://schemas.microsoft.com/office/drawing/2016/ink" xmlns:am3d="http://schemas.microsoft.com/office/drawing/2017/model3d" xmlns:o="urn:schemas-microsoft-com:office:office" xmlns:oel="http://schemas.microsoft.com/office/2019/extlst" xmlns:r="http://schemas.openxmlformats.org/officeDocument/2006/relationships" xmlns:m="http://schemas.openxmlformats.org/officeDocument/2006/math" xmlns:v="urn:schemas-microsoft-com:vml" xmlns:wp14="http://schemas.microsoft.com/office/word/2010/wordprocessingDrawing" xmlns:wp="http://schemas.openxmlformats.org/drawingml/2006/wordprocessingDrawing" xmlns:w10="urn:schemas-microsoft-com:office:word" xmlns:w="http://schemas.openxmlformats.org/wordprocessingml/2006/main" xmlns:w14="http://schemas.microsoft.com/office/word/2010/wordml" xmlns:w15="http://schemas.microsoft.com/office/word/2012/wordml" xmlns:w16cex="http://schemas.microsoft.com/office/word/2018/wordml/cex" xmlns:w16cid="http://schemas.microsoft.com/office/word/2016/wordml/cid" xmlns:w16="http://schemas.microsoft.com/office/word/2018/wordml" xmlns:w16du="http://schemas.microsoft.com/office/word/2023/wordml/word16du" xmlns:w16sdtdh="http://schemas.microsoft.com/office/word/2020/wordml/sdtdatahash" xmlns:w16se="http://schemas.microsoft.com/office/word/2015/wordml/symex" xmlns:wpg="http://schemas.microsoft.com/office/word/2010/wordprocessingGroup" xmlns:wpi="http://schemas.microsoft.com/office/word/2010/wordprocessingInk" xmlns:wne="http://schemas.microsoft.com/office/word/2006/wordml" xmlns:wps="http://schemas.microsoft.com/office/word/2010/wordprocessingShape" mc:Ignorable="w14 w15 w16se w16cid w16 w16cex w16sdtdh w16du wp14">
+<w:numbering xmlns:wpc="http://schemas.microsoft.com/office/word/2010/wordprocessingCanvas" xmlns:cx="http://schemas.microsoft.com/office/drawing/2014/chartex" xmlns:cx1="http://schemas.microsoft.com/office/drawing/2015/9/8/chartex" xmlns:cx2="http://schemas.microsoft.com/office/drawing/2015/10/21/chartex" xmlns:cx3="http://schemas.microsoft.com/office/drawing/2016/5/9/chartex" xmlns:cx4="http://schemas.microsoft.com/office/drawing/2016/5/10/chartex" xmlns:cx5="http://schemas.microsoft.com/office/drawing/2016/5/11/chartex" xmlns:cx6="http://schemas.microsoft.com/office/drawing/2016/5/12/chartex" xmlns:cx7="http://schemas.microsoft.com/office/drawing/2016/5/13/chartex" xmlns:cx8="http://schemas.microsoft.com/office/drawing/2016/5/14/chartex" xmlns:mc="http://schemas.openxmlformats.org/markup-compatibility/2006" xmlns:aink="http://schemas.microsoft.com/office/drawing/2016/ink" xmlns:am3d="http://schemas.microsoft.com/office/drawing/2017/model3d" xmlns:o="urn:schemas-microsoft-com:office:office" xmlns:oel="http://schemas.microsoft.com/office/2019/extlst" xmlns:r="http://schemas.openxmlformats.org/officeDocument/2006/relationships" xmlns:m="http://schemas.openxmlformats.org/officeDocument/2006/math" xmlns:v="urn:schemas-microsoft-com:vml" xmlns:wp14="http://schemas.microsoft.com/office/word/2010/wordprocessingDrawing" xmlns:wp="http://schemas.openxmlformats.org/drawingml/2006/wordprocessingDrawing" xmlns:w10="urn:schemas-microsoft-com:office:word" xmlns:w="http://schemas.openxmlformats.org/wordprocessingml/2006/main" xmlns:w14="http://schemas.microsoft.com/office/word/2010/wordml" xmlns:w15="http://schemas.microsoft.com/office/word/2012/wordml" xmlns:w16cex="http://schemas.microsoft.com/office/word/2018/wordml/cex" xmlns:w16cid="http://schemas.microsoft.com/office/word/2016/wordml/cid" xmlns:w16="http://schemas.microsoft.com/office/word/2018/wordml" xmlns:w16du="http://schemas.microsoft.com/office/word/2023/wordml/word16du" xmlns:w16sdtdh="http://schemas.microsoft.com/office/word/2020/wordml/sdtdatahash" xmlns:w16sdtfl="http://schemas.microsoft.com/office/word/2024/wordml/sdtformatlock" xmlns:w16se="http://schemas.microsoft.com/office/word/2015/wordml/symex" xmlns:wpg="http://schemas.microsoft.com/office/word/2010/wordprocessingGroup" xmlns:wpi="http://schemas.microsoft.com/office/word/2010/wordprocessingInk" xmlns:wne="http://schemas.microsoft.com/office/word/2006/wordml" xmlns:wps="http://schemas.microsoft.com/office/word/2010/wordprocessingShape" mc:Ignorable="w14 w15 w16se w16cid w16 w16cex w16sdtdh w16sdtfl w16du wp14">
   <w:abstractNum w:abstractNumId="0" w15:restartNumberingAfterBreak="0">
     <w:nsid w:val="5BB91C53"/>
     <w:multiLevelType w:val="multilevel"/>
@@ -1268,7 +1269,7 @@
 </file>
 
 <file path=word/styles.xml><?xml version="1.0" encoding="utf-8"?>
-<w:styles xmlns:mc="http://schemas.openxmlformats.org/markup-compatibility/2006" xmlns:r="http://schemas.openxmlformats.org/officeDocument/2006/relationships" xmlns:w="http://schemas.openxmlformats.org/wordprocessingml/2006/main" xmlns:w14="http://schemas.microsoft.com/office/word/2010/wordml" xmlns:w15="http://schemas.microsoft.com/office/word/2012/wordml" xmlns:w16cex="http://schemas.microsoft.com/office/word/2018/wordml/cex" xmlns:w16cid="http://schemas.microsoft.com/office/word/2016/wordml/cid" xmlns:w16="http://schemas.microsoft.com/office/word/2018/wordml" xmlns:w16du="http://schemas.microsoft.com/office/word/2023/wordml/word16du" xmlns:w16sdtdh="http://schemas.microsoft.com/office/word/2020/wordml/sdtdatahash" xmlns:w16se="http://schemas.microsoft.com/office/word/2015/wordml/symex" mc:Ignorable="w14 w15 w16se w16cid w16 w16cex w16sdtdh w16du">
+<w:styles xmlns:mc="http://schemas.openxmlformats.org/markup-compatibility/2006" xmlns:r="http://schemas.openxmlformats.org/officeDocument/2006/relationships" xmlns:w="http://schemas.openxmlformats.org/wordprocessingml/2006/main" xmlns:w14="http://schemas.microsoft.com/office/word/2010/wordml" xmlns:w15="http://schemas.microsoft.com/office/word/2012/wordml" xmlns:w16cex="http://schemas.microsoft.com/office/word/2018/wordml/cex" xmlns:w16cid="http://schemas.microsoft.com/office/word/2016/wordml/cid" xmlns:w16="http://schemas.microsoft.com/office/word/2018/wordml" xmlns:w16du="http://schemas.microsoft.com/office/word/2023/wordml/word16du" xmlns:w16sdtdh="http://schemas.microsoft.com/office/word/2020/wordml/sdtdatahash" xmlns:w16sdtfl="http://schemas.microsoft.com/office/word/2024/wordml/sdtformatlock" xmlns:w16se="http://schemas.microsoft.com/office/word/2015/wordml/symex" mc:Ignorable="w14 w15 w16se w16cid w16 w16cex w16sdtdh w16sdtfl w16du">
   <w:docDefaults>
     <w:rPrDefault>
       <w:rPr>
@@ -1672,11 +1673,11 @@
       <w:lang w:val="fr-CA"/>
     </w:rPr>
   </w:style>
-  <w:style w:type="paragraph" w:styleId="Heading1">
+  <w:style w:type="paragraph" w:styleId="Titre1">
     <w:name w:val="heading 1"/>
     <w:basedOn w:val="Normal"/>
     <w:next w:val="Normal"/>
-    <w:link w:val="Heading1Char"/>
+    <w:link w:val="Titre1Car"/>
     <w:uiPriority w:val="9"/>
     <w:qFormat/>
     <w:rsid w:val="00F644B5"/>
@@ -1693,11 +1694,11 @@
       <w:szCs w:val="40"/>
     </w:rPr>
   </w:style>
-  <w:style w:type="paragraph" w:styleId="Heading2">
+  <w:style w:type="paragraph" w:styleId="Titre2">
     <w:name w:val="heading 2"/>
     <w:basedOn w:val="Normal"/>
     <w:next w:val="Normal"/>
-    <w:link w:val="Heading2Char"/>
+    <w:link w:val="Titre2Car"/>
     <w:uiPriority w:val="9"/>
     <w:semiHidden/>
     <w:unhideWhenUsed/>
@@ -1716,11 +1717,11 @@
       <w:szCs w:val="32"/>
     </w:rPr>
   </w:style>
-  <w:style w:type="paragraph" w:styleId="Heading3">
+  <w:style w:type="paragraph" w:styleId="Titre3">
     <w:name w:val="heading 3"/>
     <w:basedOn w:val="Normal"/>
     <w:next w:val="Normal"/>
-    <w:link w:val="Heading3Char"/>
+    <w:link w:val="Titre3Car"/>
     <w:uiPriority w:val="9"/>
     <w:semiHidden/>
     <w:unhideWhenUsed/>
@@ -1739,11 +1740,11 @@
       <w:szCs w:val="28"/>
     </w:rPr>
   </w:style>
-  <w:style w:type="paragraph" w:styleId="Heading4">
+  <w:style w:type="paragraph" w:styleId="Titre4">
     <w:name w:val="heading 4"/>
     <w:basedOn w:val="Normal"/>
     <w:next w:val="Normal"/>
-    <w:link w:val="Heading4Char"/>
+    <w:link w:val="Titre4Car"/>
     <w:uiPriority w:val="9"/>
     <w:semiHidden/>
     <w:unhideWhenUsed/>
@@ -1762,11 +1763,11 @@
       <w:color w:val="2F5496" w:themeColor="accent1" w:themeShade="BF"/>
     </w:rPr>
   </w:style>
-  <w:style w:type="paragraph" w:styleId="Heading5">
+  <w:style w:type="paragraph" w:styleId="Titre5">
     <w:name w:val="heading 5"/>
     <w:basedOn w:val="Normal"/>
     <w:next w:val="Normal"/>
-    <w:link w:val="Heading5Char"/>
+    <w:link w:val="Titre5Car"/>
     <w:uiPriority w:val="9"/>
     <w:semiHidden/>
     <w:unhideWhenUsed/>
@@ -1783,11 +1784,11 @@
       <w:color w:val="2F5496" w:themeColor="accent1" w:themeShade="BF"/>
     </w:rPr>
   </w:style>
-  <w:style w:type="paragraph" w:styleId="Heading6">
+  <w:style w:type="paragraph" w:styleId="Titre6">
     <w:name w:val="heading 6"/>
     <w:basedOn w:val="Normal"/>
     <w:next w:val="Normal"/>
-    <w:link w:val="Heading6Char"/>
+    <w:link w:val="Titre6Car"/>
     <w:uiPriority w:val="9"/>
     <w:semiHidden/>
     <w:unhideWhenUsed/>
@@ -1806,11 +1807,11 @@
       <w:color w:val="595959" w:themeColor="text1" w:themeTint="A6"/>
     </w:rPr>
   </w:style>
-  <w:style w:type="paragraph" w:styleId="Heading7">
+  <w:style w:type="paragraph" w:styleId="Titre7">
     <w:name w:val="heading 7"/>
     <w:basedOn w:val="Normal"/>
     <w:next w:val="Normal"/>
-    <w:link w:val="Heading7Char"/>
+    <w:link w:val="Titre7Car"/>
     <w:uiPriority w:val="9"/>
     <w:semiHidden/>
     <w:unhideWhenUsed/>
@@ -1827,11 +1828,11 @@
       <w:color w:val="595959" w:themeColor="text1" w:themeTint="A6"/>
     </w:rPr>
   </w:style>
-  <w:style w:type="paragraph" w:styleId="Heading8">
+  <w:style w:type="paragraph" w:styleId="Titre8">
     <w:name w:val="heading 8"/>
     <w:basedOn w:val="Normal"/>
     <w:next w:val="Normal"/>
-    <w:link w:val="Heading8Char"/>
+    <w:link w:val="Titre8Car"/>
     <w:uiPriority w:val="9"/>
     <w:semiHidden/>
     <w:unhideWhenUsed/>
@@ -1850,11 +1851,11 @@
       <w:color w:val="272727" w:themeColor="text1" w:themeTint="D8"/>
     </w:rPr>
   </w:style>
-  <w:style w:type="paragraph" w:styleId="Heading9">
+  <w:style w:type="paragraph" w:styleId="Titre9">
     <w:name w:val="heading 9"/>
     <w:basedOn w:val="Normal"/>
     <w:next w:val="Normal"/>
-    <w:link w:val="Heading9Char"/>
+    <w:link w:val="Titre9Car"/>
     <w:uiPriority w:val="9"/>
     <w:semiHidden/>
     <w:unhideWhenUsed/>
@@ -1871,13 +1872,13 @@
       <w:color w:val="272727" w:themeColor="text1" w:themeTint="D8"/>
     </w:rPr>
   </w:style>
-  <w:style w:type="character" w:default="1" w:styleId="DefaultParagraphFont">
+  <w:style w:type="character" w:default="1" w:styleId="Policepardfaut">
     <w:name w:val="Default Paragraph Font"/>
     <w:uiPriority w:val="1"/>
     <w:semiHidden/>
     <w:unhideWhenUsed/>
   </w:style>
-  <w:style w:type="table" w:default="1" w:styleId="TableNormal">
+  <w:style w:type="table" w:default="1" w:styleId="TableauNormal">
     <w:name w:val="Normal Table"/>
     <w:uiPriority w:val="99"/>
     <w:semiHidden/>
@@ -1892,16 +1893,16 @@
       </w:tblCellMar>
     </w:tblPr>
   </w:style>
-  <w:style w:type="numbering" w:default="1" w:styleId="NoList">
+  <w:style w:type="numbering" w:default="1" w:styleId="Aucuneliste">
     <w:name w:val="No List"/>
     <w:uiPriority w:val="99"/>
     <w:semiHidden/>
     <w:unhideWhenUsed/>
   </w:style>
-  <w:style w:type="character" w:customStyle="1" w:styleId="Heading1Char">
-    <w:name w:val="Heading 1 Char"/>
-    <w:basedOn w:val="DefaultParagraphFont"/>
-    <w:link w:val="Heading1"/>
+  <w:style w:type="character" w:customStyle="1" w:styleId="Titre1Car">
+    <w:name w:val="Titre 1 Car"/>
+    <w:basedOn w:val="Policepardfaut"/>
+    <w:link w:val="Titre1"/>
     <w:uiPriority w:val="9"/>
     <w:rsid w:val="00F644B5"/>
     <w:rPr>
@@ -1912,10 +1913,10 @@
       <w:lang w:val="fr-CA"/>
     </w:rPr>
   </w:style>
-  <w:style w:type="character" w:customStyle="1" w:styleId="Heading2Char">
-    <w:name w:val="Heading 2 Char"/>
-    <w:basedOn w:val="DefaultParagraphFont"/>
-    <w:link w:val="Heading2"/>
+  <w:style w:type="character" w:customStyle="1" w:styleId="Titre2Car">
+    <w:name w:val="Titre 2 Car"/>
+    <w:basedOn w:val="Policepardfaut"/>
+    <w:link w:val="Titre2"/>
     <w:uiPriority w:val="9"/>
     <w:semiHidden/>
     <w:rsid w:val="00F644B5"/>
@@ -1927,10 +1928,10 @@
       <w:lang w:val="fr-CA"/>
     </w:rPr>
   </w:style>
-  <w:style w:type="character" w:customStyle="1" w:styleId="Heading3Char">
-    <w:name w:val="Heading 3 Char"/>
-    <w:basedOn w:val="DefaultParagraphFont"/>
-    <w:link w:val="Heading3"/>
+  <w:style w:type="character" w:customStyle="1" w:styleId="Titre3Car">
+    <w:name w:val="Titre 3 Car"/>
+    <w:basedOn w:val="Policepardfaut"/>
+    <w:link w:val="Titre3"/>
     <w:uiPriority w:val="9"/>
     <w:semiHidden/>
     <w:rsid w:val="00F644B5"/>
@@ -1942,10 +1943,10 @@
       <w:lang w:val="fr-CA"/>
     </w:rPr>
   </w:style>
-  <w:style w:type="character" w:customStyle="1" w:styleId="Heading4Char">
-    <w:name w:val="Heading 4 Char"/>
-    <w:basedOn w:val="DefaultParagraphFont"/>
-    <w:link w:val="Heading4"/>
+  <w:style w:type="character" w:customStyle="1" w:styleId="Titre4Car">
+    <w:name w:val="Titre 4 Car"/>
+    <w:basedOn w:val="Policepardfaut"/>
+    <w:link w:val="Titre4"/>
     <w:uiPriority w:val="9"/>
     <w:semiHidden/>
     <w:rsid w:val="00F644B5"/>
@@ -1957,10 +1958,10 @@
       <w:lang w:val="fr-CA"/>
     </w:rPr>
   </w:style>
-  <w:style w:type="character" w:customStyle="1" w:styleId="Heading5Char">
-    <w:name w:val="Heading 5 Char"/>
-    <w:basedOn w:val="DefaultParagraphFont"/>
-    <w:link w:val="Heading5"/>
+  <w:style w:type="character" w:customStyle="1" w:styleId="Titre5Car">
+    <w:name w:val="Titre 5 Car"/>
+    <w:basedOn w:val="Policepardfaut"/>
+    <w:link w:val="Titre5"/>
     <w:uiPriority w:val="9"/>
     <w:semiHidden/>
     <w:rsid w:val="00F644B5"/>
@@ -1970,10 +1971,10 @@
       <w:lang w:val="fr-CA"/>
     </w:rPr>
   </w:style>
-  <w:style w:type="character" w:customStyle="1" w:styleId="Heading6Char">
-    <w:name w:val="Heading 6 Char"/>
-    <w:basedOn w:val="DefaultParagraphFont"/>
-    <w:link w:val="Heading6"/>
+  <w:style w:type="character" w:customStyle="1" w:styleId="Titre6Car">
+    <w:name w:val="Titre 6 Car"/>
+    <w:basedOn w:val="Policepardfaut"/>
+    <w:link w:val="Titre6"/>
     <w:uiPriority w:val="9"/>
     <w:semiHidden/>
     <w:rsid w:val="00F644B5"/>
@@ -1985,10 +1986,10 @@
       <w:lang w:val="fr-CA"/>
     </w:rPr>
   </w:style>
-  <w:style w:type="character" w:customStyle="1" w:styleId="Heading7Char">
-    <w:name w:val="Heading 7 Char"/>
-    <w:basedOn w:val="DefaultParagraphFont"/>
-    <w:link w:val="Heading7"/>
+  <w:style w:type="character" w:customStyle="1" w:styleId="Titre7Car">
+    <w:name w:val="Titre 7 Car"/>
+    <w:basedOn w:val="Policepardfaut"/>
+    <w:link w:val="Titre7"/>
     <w:uiPriority w:val="9"/>
     <w:semiHidden/>
     <w:rsid w:val="00F644B5"/>
@@ -1998,10 +1999,10 @@
       <w:lang w:val="fr-CA"/>
     </w:rPr>
   </w:style>
-  <w:style w:type="character" w:customStyle="1" w:styleId="Heading8Char">
-    <w:name w:val="Heading 8 Char"/>
-    <w:basedOn w:val="DefaultParagraphFont"/>
-    <w:link w:val="Heading8"/>
+  <w:style w:type="character" w:customStyle="1" w:styleId="Titre8Car">
+    <w:name w:val="Titre 8 Car"/>
+    <w:basedOn w:val="Policepardfaut"/>
+    <w:link w:val="Titre8"/>
     <w:uiPriority w:val="9"/>
     <w:semiHidden/>
     <w:rsid w:val="00F644B5"/>
@@ -2013,10 +2014,10 @@
       <w:lang w:val="fr-CA"/>
     </w:rPr>
   </w:style>
-  <w:style w:type="character" w:customStyle="1" w:styleId="Heading9Char">
-    <w:name w:val="Heading 9 Char"/>
-    <w:basedOn w:val="DefaultParagraphFont"/>
-    <w:link w:val="Heading9"/>
+  <w:style w:type="character" w:customStyle="1" w:styleId="Titre9Car">
+    <w:name w:val="Titre 9 Car"/>
+    <w:basedOn w:val="Policepardfaut"/>
+    <w:link w:val="Titre9"/>
     <w:uiPriority w:val="9"/>
     <w:semiHidden/>
     <w:rsid w:val="00F644B5"/>
@@ -2026,11 +2027,11 @@
       <w:lang w:val="fr-CA"/>
     </w:rPr>
   </w:style>
-  <w:style w:type="paragraph" w:styleId="Title">
+  <w:style w:type="paragraph" w:styleId="Titre">
     <w:name w:val="Title"/>
     <w:basedOn w:val="Normal"/>
     <w:next w:val="Normal"/>
-    <w:link w:val="TitleChar"/>
+    <w:link w:val="TitreCar"/>
     <w:uiPriority w:val="10"/>
     <w:qFormat/>
     <w:rsid w:val="00F644B5"/>
@@ -2046,10 +2047,10 @@
       <w:szCs w:val="56"/>
     </w:rPr>
   </w:style>
-  <w:style w:type="character" w:customStyle="1" w:styleId="TitleChar">
-    <w:name w:val="Title Char"/>
-    <w:basedOn w:val="DefaultParagraphFont"/>
-    <w:link w:val="Title"/>
+  <w:style w:type="character" w:customStyle="1" w:styleId="TitreCar">
+    <w:name w:val="Titre Car"/>
+    <w:basedOn w:val="Policepardfaut"/>
+    <w:link w:val="Titre"/>
     <w:uiPriority w:val="10"/>
     <w:rsid w:val="00F644B5"/>
     <w:rPr>
@@ -2061,11 +2062,11 @@
       <w:lang w:val="fr-CA"/>
     </w:rPr>
   </w:style>
-  <w:style w:type="paragraph" w:styleId="Subtitle">
+  <w:style w:type="paragraph" w:styleId="Sous-titre">
     <w:name w:val="Subtitle"/>
     <w:basedOn w:val="Normal"/>
     <w:next w:val="Normal"/>
-    <w:link w:val="SubtitleChar"/>
+    <w:link w:val="Sous-titreCar"/>
     <w:uiPriority w:val="11"/>
     <w:qFormat/>
     <w:rsid w:val="00F644B5"/>
@@ -2082,10 +2083,10 @@
       <w:szCs w:val="28"/>
     </w:rPr>
   </w:style>
-  <w:style w:type="character" w:customStyle="1" w:styleId="SubtitleChar">
-    <w:name w:val="Subtitle Char"/>
-    <w:basedOn w:val="DefaultParagraphFont"/>
-    <w:link w:val="Subtitle"/>
+  <w:style w:type="character" w:customStyle="1" w:styleId="Sous-titreCar">
+    <w:name w:val="Sous-titre Car"/>
+    <w:basedOn w:val="Policepardfaut"/>
+    <w:link w:val="Sous-titre"/>
     <w:uiPriority w:val="11"/>
     <w:rsid w:val="00F644B5"/>
     <w:rPr>
@@ -2097,11 +2098,11 @@
       <w:lang w:val="fr-CA"/>
     </w:rPr>
   </w:style>
-  <w:style w:type="paragraph" w:styleId="Quote">
+  <w:style w:type="paragraph" w:styleId="Citation">
     <w:name w:val="Quote"/>
     <w:basedOn w:val="Normal"/>
     <w:next w:val="Normal"/>
-    <w:link w:val="QuoteChar"/>
+    <w:link w:val="CitationCar"/>
     <w:uiPriority w:val="29"/>
     <w:qFormat/>
     <w:rsid w:val="00F644B5"/>
@@ -2115,10 +2116,10 @@
       <w:color w:val="404040" w:themeColor="text1" w:themeTint="BF"/>
     </w:rPr>
   </w:style>
-  <w:style w:type="character" w:customStyle="1" w:styleId="QuoteChar">
-    <w:name w:val="Quote Char"/>
-    <w:basedOn w:val="DefaultParagraphFont"/>
-    <w:link w:val="Quote"/>
+  <w:style w:type="character" w:customStyle="1" w:styleId="CitationCar">
+    <w:name w:val="Citation Car"/>
+    <w:basedOn w:val="Policepardfaut"/>
+    <w:link w:val="Citation"/>
     <w:uiPriority w:val="29"/>
     <w:rsid w:val="00F644B5"/>
     <w:rPr>
@@ -2128,7 +2129,7 @@
       <w:lang w:val="fr-CA"/>
     </w:rPr>
   </w:style>
-  <w:style w:type="paragraph" w:styleId="ListParagraph">
+  <w:style w:type="paragraph" w:styleId="Paragraphedeliste">
     <w:name w:val="List Paragraph"/>
     <w:basedOn w:val="Normal"/>
     <w:uiPriority w:val="34"/>
@@ -2139,9 +2140,9 @@
       <w:contextualSpacing/>
     </w:pPr>
   </w:style>
-  <w:style w:type="character" w:styleId="IntenseEmphasis">
+  <w:style w:type="character" w:styleId="Accentuationintense">
     <w:name w:val="Intense Emphasis"/>
-    <w:basedOn w:val="DefaultParagraphFont"/>
+    <w:basedOn w:val="Policepardfaut"/>
     <w:uiPriority w:val="21"/>
     <w:qFormat/>
     <w:rsid w:val="00F644B5"/>
@@ -2151,11 +2152,11 @@
       <w:color w:val="2F5496" w:themeColor="accent1" w:themeShade="BF"/>
     </w:rPr>
   </w:style>
-  <w:style w:type="paragraph" w:styleId="IntenseQuote">
+  <w:style w:type="paragraph" w:styleId="Citationintense">
     <w:name w:val="Intense Quote"/>
     <w:basedOn w:val="Normal"/>
     <w:next w:val="Normal"/>
-    <w:link w:val="IntenseQuoteChar"/>
+    <w:link w:val="CitationintenseCar"/>
     <w:uiPriority w:val="30"/>
     <w:qFormat/>
     <w:rsid w:val="00F644B5"/>
@@ -2174,10 +2175,10 @@
       <w:color w:val="2F5496" w:themeColor="accent1" w:themeShade="BF"/>
     </w:rPr>
   </w:style>
-  <w:style w:type="character" w:customStyle="1" w:styleId="IntenseQuoteChar">
-    <w:name w:val="Intense Quote Char"/>
-    <w:basedOn w:val="DefaultParagraphFont"/>
-    <w:link w:val="IntenseQuote"/>
+  <w:style w:type="character" w:customStyle="1" w:styleId="CitationintenseCar">
+    <w:name w:val="Citation intense Car"/>
+    <w:basedOn w:val="Policepardfaut"/>
+    <w:link w:val="Citationintense"/>
     <w:uiPriority w:val="30"/>
     <w:rsid w:val="00F644B5"/>
     <w:rPr>
@@ -2187,9 +2188,9 @@
       <w:lang w:val="fr-CA"/>
     </w:rPr>
   </w:style>
-  <w:style w:type="character" w:styleId="IntenseReference">
+  <w:style w:type="character" w:styleId="Rfrenceintense">
     <w:name w:val="Intense Reference"/>
-    <w:basedOn w:val="DefaultParagraphFont"/>
+    <w:basedOn w:val="Policepardfaut"/>
     <w:uiPriority w:val="32"/>
     <w:qFormat/>
     <w:rsid w:val="00F644B5"/>
@@ -2201,9 +2202,9 @@
       <w:spacing w:val="5"/>
     </w:rPr>
   </w:style>
-  <w:style w:type="character" w:styleId="Hyperlink">
+  <w:style w:type="character" w:styleId="Hyperlien">
     <w:name w:val="Hyperlink"/>
-    <w:basedOn w:val="DefaultParagraphFont"/>
+    <w:basedOn w:val="Policepardfaut"/>
     <w:uiPriority w:val="99"/>
     <w:unhideWhenUsed/>
     <w:rsid w:val="008156A3"/>
@@ -2212,9 +2213,9 @@
       <w:u w:val="single"/>
     </w:rPr>
   </w:style>
-  <w:style w:type="character" w:styleId="UnresolvedMention">
+  <w:style w:type="character" w:styleId="Mentionnonrsolue">
     <w:name w:val="Unresolved Mention"/>
-    <w:basedOn w:val="DefaultParagraphFont"/>
+    <w:basedOn w:val="Policepardfaut"/>
     <w:uiPriority w:val="99"/>
     <w:semiHidden/>
     <w:unhideWhenUsed/>
@@ -2224,7 +2225,7 @@
       <w:shd w:val="clear" w:color="auto" w:fill="E1DFDD"/>
     </w:rPr>
   </w:style>
-  <w:style w:type="paragraph" w:styleId="Caption">
+  <w:style w:type="paragraph" w:styleId="Lgende">
     <w:name w:val="caption"/>
     <w:basedOn w:val="Normal"/>
     <w:next w:val="Normal"/>
@@ -2542,12 +2543,14 @@
 </file>
 
 <file path=customXml/item1.xml><?xml version="1.0" encoding="utf-8"?>
-<?mso-contentType ?>
-<FormTemplates xmlns="http://schemas.microsoft.com/sharepoint/v3/contenttype/forms">
-  <Display>DocumentLibraryForm</Display>
-  <Edit>DocumentLibraryForm</Edit>
-  <New>DocumentLibraryForm</New>
-</FormTemplates>
+<p:properties xmlns:p="http://schemas.microsoft.com/office/2006/metadata/properties" xmlns:xsi="http://www.w3.org/2001/XMLSchema-instance" xmlns:pc="http://schemas.microsoft.com/office/infopath/2007/PartnerControls">
+  <documentManagement>
+    <lcf76f155ced4ddcb4097134ff3c332f xmlns="d70271fb-e8d4-435d-98ba-d7e9b097c908">
+      <Terms xmlns="http://schemas.microsoft.com/office/infopath/2007/PartnerControls"/>
+    </lcf76f155ced4ddcb4097134ff3c332f>
+    <TaxCatchAll xmlns="46a673cc-2764-43ef-b926-9bf685717182" xsi:nil="true"/>
+  </documentManagement>
+</p:properties>
 </file>
 
 <file path=customXml/item2.xml><?xml version="1.0" encoding="utf-8"?>
@@ -2746,33 +2749,48 @@
 </file>
 
 <file path=customXml/item3.xml><?xml version="1.0" encoding="utf-8"?>
-<p:properties xmlns:p="http://schemas.microsoft.com/office/2006/metadata/properties" xmlns:xsi="http://www.w3.org/2001/XMLSchema-instance" xmlns:pc="http://schemas.microsoft.com/office/infopath/2007/PartnerControls">
-  <documentManagement>
-    <lcf76f155ced4ddcb4097134ff3c332f xmlns="d70271fb-e8d4-435d-98ba-d7e9b097c908">
-      <Terms xmlns="http://schemas.microsoft.com/office/infopath/2007/PartnerControls"/>
-    </lcf76f155ced4ddcb4097134ff3c332f>
-    <TaxCatchAll xmlns="46a673cc-2764-43ef-b926-9bf685717182" xsi:nil="true"/>
-  </documentManagement>
-</p:properties>
+<?mso-contentType ?>
+<FormTemplates xmlns="http://schemas.microsoft.com/sharepoint/v3/contenttype/forms">
+  <Display>DocumentLibraryForm</Display>
+  <Edit>DocumentLibraryForm</Edit>
+  <New>DocumentLibraryForm</New>
+</FormTemplates>
 </file>
 
 <file path=customXml/itemProps1.xml><?xml version="1.0" encoding="utf-8"?>
+<ds:datastoreItem xmlns:ds="http://schemas.openxmlformats.org/officeDocument/2006/customXml" ds:itemID="{9F5BE999-23A8-4289-A1A8-C34A54C81365}">
+  <ds:schemaRefs>
+    <ds:schemaRef ds:uri="http://schemas.microsoft.com/office/2006/metadata/properties"/>
+    <ds:schemaRef ds:uri="http://schemas.microsoft.com/office/infopath/2007/PartnerControls"/>
+    <ds:schemaRef ds:uri="d70271fb-e8d4-435d-98ba-d7e9b097c908"/>
+    <ds:schemaRef ds:uri="46a673cc-2764-43ef-b926-9bf685717182"/>
+  </ds:schemaRefs>
+</ds:datastoreItem>
+</file>
+
+<file path=customXml/itemProps2.xml><?xml version="1.0" encoding="utf-8"?>
+<ds:datastoreItem xmlns:ds="http://schemas.openxmlformats.org/officeDocument/2006/customXml" ds:itemID="{CDE48869-E8D8-4450-A662-AFE9D8FE818E}">
+  <ds:schemaRefs>
+    <ds:schemaRef ds:uri="http://schemas.microsoft.com/office/2006/metadata/contentType"/>
+    <ds:schemaRef ds:uri="http://schemas.microsoft.com/office/2006/metadata/properties/metaAttributes"/>
+    <ds:schemaRef ds:uri="http://www.w3.org/2001/XMLSchema"/>
+    <ds:schemaRef ds:uri="http://schemas.microsoft.com/office/2006/metadata/properties"/>
+    <ds:schemaRef ds:uri="d70271fb-e8d4-435d-98ba-d7e9b097c908"/>
+    <ds:schemaRef ds:uri="46a673cc-2764-43ef-b926-9bf685717182"/>
+    <ds:schemaRef ds:uri="http://schemas.microsoft.com/office/2006/documentManagement/types"/>
+    <ds:schemaRef ds:uri="http://schemas.microsoft.com/office/infopath/2007/PartnerControls"/>
+    <ds:schemaRef ds:uri="http://schemas.openxmlformats.org/package/2006/metadata/core-properties"/>
+    <ds:schemaRef ds:uri="http://purl.org/dc/elements/1.1/"/>
+    <ds:schemaRef ds:uri="http://purl.org/dc/terms/"/>
+    <ds:schemaRef ds:uri="http://schemas.microsoft.com/internal/obd"/>
+  </ds:schemaRefs>
+</ds:datastoreItem>
+</file>
+
+<file path=customXml/itemProps3.xml><?xml version="1.0" encoding="utf-8"?>
 <ds:datastoreItem xmlns:ds="http://schemas.openxmlformats.org/officeDocument/2006/customXml" ds:itemID="{EDC90409-3B3B-4177-9B82-90725BC7FC64}">
   <ds:schemaRefs>
     <ds:schemaRef ds:uri="http://schemas.microsoft.com/sharepoint/v3/contenttype/forms"/>
   </ds:schemaRefs>
 </ds:datastoreItem>
-</file>
-
-<file path=customXml/itemProps2.xml><?xml version="1.0" encoding="utf-8"?>
-<ds:datastoreItem xmlns:ds="http://schemas.openxmlformats.org/officeDocument/2006/customXml" ds:itemID="{CDE48869-E8D8-4450-A662-AFE9D8FE818E}"/>
-</file>
-
-<file path=customXml/itemProps3.xml><?xml version="1.0" encoding="utf-8"?>
-<ds:datastoreItem xmlns:ds="http://schemas.openxmlformats.org/officeDocument/2006/customXml" ds:itemID="{9F5BE999-23A8-4289-A1A8-C34A54C81365}">
-  <ds:schemaRefs>
-    <ds:schemaRef ds:uri="http://schemas.microsoft.com/office/2006/metadata/properties"/>
-    <ds:schemaRef ds:uri="http://schemas.microsoft.com/office/infopath/2007/PartnerControls"/>
-  </ds:schemaRefs>
-</ds:datastoreItem>
 </file>